--- a/docs/05_Method_Justification_EN.docx
+++ b/docs/05_Method_Justification_EN.docx
@@ -104,7 +104,39 @@
         <w:t xml:space="preserve"> </w:t>
       </w:r>
       <w:r>
-        <w:t xml:space="preserve">to make a prediction. Intervening too late offers little benefit; predicting too early risks high uncertainty. Adnan et al. [1] systematically evaluated prediction accuracy at multiple points across the course timeline and found that the window spanning 40–60% of course length represents a pragmatic balance: enough student-activity data has accumulated to produce stable predictions, yet sufficient time remains for instructors to deploy meaningful support. Our pipeline therefore defines three time-aware checkpoints—approximately 40%, 50%, and 60% of total weeks—and treats the checkpoint at roughly half-course as the primary evaluation point. This choice directly answers</w:t>
+        <w:t xml:space="preserve">to make a prediction. Intervening too late offers little benefit; predicting too early risks high uncertainty. Adnan et al. [1] systematically evaluated prediction accuracy at multiple points across the course timeline and found that the window spanning 40–60% of course length represents a pragmatic balance: enough student-activity data has accumulated to produce stable predictions, yet sufficient time remains for instructors to deploy meaningful support. Our pipeline therefore defines</w:t>
+      </w:r>
+      <w:r>
+        <w:t xml:space="preserve"> </w:t>
+      </w:r>
+      <w:r>
+        <w:rPr>
+          <w:b/>
+          <w:bCs/>
+        </w:rPr>
+        <w:t xml:space="preserve">six</w:t>
+      </w:r>
+      <w:r>
+        <w:t xml:space="preserve"> </w:t>
+      </w:r>
+      <w:r>
+        <w:t xml:space="preserve">time-aware checkpoints (10 / 20 / 40 / 60 / 80 / 100% of course length) and treats the</w:t>
+      </w:r>
+      <w:r>
+        <w:t xml:space="preserve"> </w:t>
+      </w:r>
+      <w:r>
+        <w:rPr>
+          <w:b/>
+          <w:bCs/>
+        </w:rPr>
+        <w:t xml:space="preserve">40–60% window</w:t>
+      </w:r>
+      <w:r>
+        <w:t xml:space="preserve"> </w:t>
+      </w:r>
+      <w:r>
+        <w:t xml:space="preserve">as the primary, most-actionable evaluation point. This choice directly answers</w:t>
       </w:r>
       <w:r>
         <w:t xml:space="preserve"> </w:t>
@@ -157,7 +189,7 @@
         <w:pStyle w:val="FirstParagraph"/>
       </w:pPr>
       <w:r>
-        <w:t xml:space="preserve">Feature selection in educational data mining must be guided by evidence of predictive validity. Tomasevic et al. [2] conducted a systematic review of machine-learning approaches for student performance prediction across 60 studies and consistently found that engagement indicators—particularly Virtual Learning Environment (VLE) interaction logs (clickstream data)—and intermediate assessment scores carry high predictive signal. In contrast, demographic attributes such as age band, region, and highest prior education level contributed comparatively little additional predictive power once behavioural and academic-performance features were available.</w:t>
+        <w:t xml:space="preserve">Feature selection in educational data mining must be guided by evidence of predictive validity. Tomasevic et al. [2] compared multiple supervised machine-learning techniques for student performance prediction on OULAD and found that engagement indicators—particularly Virtual Learning Environment (VLE) interaction logs (clickstream data)—and intermediate assessment scores carry high predictive signal. In contrast, demographic attributes such as age band, region, and highest prior education level contributed comparatively little additional predictive power once behavioural and academic-performance features were available.</w:t>
       </w:r>
     </w:p>
     <w:p>
@@ -165,7 +197,7 @@
         <w:pStyle w:val="BodyText"/>
       </w:pPr>
       <w:r>
-        <w:t xml:space="preserve">In our project, the OULAD dataset [3] provides rich VLE clickstream records (sum and daily counts of resource interactions) and continuous assessment (CMA) results. These form the core feature groups, while demographic fields are retained but deprioritised. This design choice avoids building a model whose decisions rest on protected characteristics and instead anchors predictions in learner actions that are directly observable and educationally meaningful.</w:t>
+        <w:t xml:space="preserve">In our project, the OULAD dataset [3] provides rich VLE clickstream records (sum and daily counts of resource interactions) and assessment (TMA/CMA) results. These form the core feature groups, while demographic fields are retained but deprioritised. This design choice avoids building a model whose decisions rest on protected characteristics and instead anchors predictions in learner actions that are directly observable and educationally meaningful.</w:t>
       </w:r>
     </w:p>
     <w:p>
@@ -418,7 +450,7 @@
         <w:pStyle w:val="BodyText"/>
       </w:pPr>
       <w:r>
-        <w:t xml:space="preserve">Beyond leakage prevention, the project evaluates predictions at six time points (across two or three checkpoints and at least two models). Keeping the test set fixed across all experiments ensures that performance comparisons are made on an identical population, preserving the validity of paired statistical tests and cross-checkpoint comparisons. Stratification on the</w:t>
+        <w:t xml:space="preserve">Beyond leakage prevention, the project evaluates predictions at six time-aware checkpoints (10–100% of course length). Keeping the test set fixed across all checkpoints ensures that performance comparisons are made on an identical population, preserving the validity of paired statistical tests and cross-checkpoint comparisons. Stratification on the</w:t>
       </w:r>
       <w:r>
         <w:t xml:space="preserve"> </w:t>
@@ -525,7 +557,7 @@
         <w:pStyle w:val="FirstParagraph"/>
       </w:pPr>
       <w:r>
-        <w:t xml:space="preserve">[1] M. Adnan, A. Habib, J. Zuraiq, and A. Yousaf,</w:t>
+        <w:t xml:space="preserve">[1] M. Adnan et al.,</w:t>
       </w:r>
       <w:r>
         <w:t xml:space="preserve"> </w:t>
@@ -546,20 +578,6 @@
       <w:r>
         <w:t xml:space="preserve">, vol. 9, pp. 7519–7539, 2021.</w:t>
       </w:r>
-    </w:p>
-    <w:p>
-      <w:pPr>
-        <w:pStyle w:val="BodyText"/>
-      </w:pPr>
-      <w:r>
-        <w:t xml:space="preserve">[2] N. Tomasevic, N. Gvozdenovic, and S. Vranes,</w:t>
-      </w:r>
-      <w:r>
-        <w:t xml:space="preserve"> </w:t>
-      </w:r>
-      <w:r>
-        <w:t xml:space="preserve">“An overview and comparison of supervised data mining techniques for student exam performance prediction,”</w:t>
-      </w:r>
       <w:r>
         <w:t xml:space="preserve"> </w:t>
       </w:r>
@@ -568,10 +586,7 @@
           <w:i/>
           <w:iCs/>
         </w:rPr>
-        <w:t xml:space="preserve">Computers &amp; Education</w:t>
-      </w:r>
-      <w:r>
-        <w:t xml:space="preserve">, vol. 143, p. 103676, 2020.</w:t>
+        <w:t xml:space="preserve">(full author list to be confirmed against the source)</w:t>
       </w:r>
     </w:p>
     <w:p>
@@ -579,13 +594,13 @@
         <w:pStyle w:val="BodyText"/>
       </w:pPr>
       <w:r>
-        <w:t xml:space="preserve">[3] J. Kuzilek, M. Hlosta, and Z. Zdrahal,</w:t>
-      </w:r>
-      <w:r>
-        <w:t xml:space="preserve"> </w:t>
-      </w:r>
-      <w:r>
-        <w:t xml:space="preserve">“Open University Learning Analytics Dataset,”</w:t>
+        <w:t xml:space="preserve">[2] N. Tomasevic, N. Gvozdenovic, and S. Vranes,</w:t>
+      </w:r>
+      <w:r>
+        <w:t xml:space="preserve"> </w:t>
+      </w:r>
+      <w:r>
+        <w:t xml:space="preserve">“An overview and comparison of supervised data mining techniques for student exam performance prediction,”</w:t>
       </w:r>
       <w:r>
         <w:t xml:space="preserve"> </w:t>
@@ -595,6 +610,33 @@
           <w:i/>
           <w:iCs/>
         </w:rPr>
+        <w:t xml:space="preserve">Computers &amp; Education</w:t>
+      </w:r>
+      <w:r>
+        <w:t xml:space="preserve">, vol. 143, p. 103676, 2020.</w:t>
+      </w:r>
+    </w:p>
+    <w:p>
+      <w:pPr>
+        <w:pStyle w:val="BodyText"/>
+      </w:pPr>
+      <w:r>
+        <w:t xml:space="preserve">[3] J. Kuzilek, M. Hlosta, and Z. Zdrahal,</w:t>
+      </w:r>
+      <w:r>
+        <w:t xml:space="preserve"> </w:t>
+      </w:r>
+      <w:r>
+        <w:t xml:space="preserve">“Open University Learning Analytics Dataset,”</w:t>
+      </w:r>
+      <w:r>
+        <w:t xml:space="preserve"> </w:t>
+      </w:r>
+      <w:r>
+        <w:rPr>
+          <w:i/>
+          <w:iCs/>
+        </w:rPr>
         <w:t xml:space="preserve">Scientific Data</w:t>
       </w:r>
       <w:r>
@@ -612,7 +654,7 @@
         <w:t xml:space="preserve"> </w:t>
       </w:r>
       <w:r>
-        <w:t xml:space="preserve">“Explainable Artificial Intelligence in Education: A Systematic Review,”</w:t>
+        <w:t xml:space="preserve">“Explainable AI in Education: Techniques and Qualitative Assessment,”</w:t>
       </w:r>
       <w:r>
         <w:t xml:space="preserve"> </w:t>
